--- a/Phase1/Week3/Day1/Week3Day1NewmodelCreationAssignment.docx
+++ b/Phase1/Week3/Day1/Week3Day1NewmodelCreationAssignment.docx
@@ -79,22 +79,12 @@
         <w:t xml:space="preserve">      | "</w:t>
       </w:r>
       <w:proofErr w:type="spellStart"/>
-      <w:proofErr w:type="gramStart"/>
       <w:r>
         <w:t>sita.r</w:t>
       </w:r>
       <w:proofErr w:type="spellEnd"/>
-      <w:proofErr w:type="gramEnd"/>
-      <w:r>
-        <w:t>"   | "Sita#2022"| "Sita Reddy</w:t>
-      </w:r>
-      <w:proofErr w:type="gramStart"/>
-      <w:r>
-        <w:t>"  |</w:t>
-      </w:r>
-      <w:proofErr w:type="gramEnd"/>
-      <w:r>
-        <w:t xml:space="preserve"> "45 Beach Road, Visakhapatnam, Andhra Pradesh"| "530001" | "9123456789" |</w:t>
+      <w:r>
+        <w:t>"   | "Sita#2022"| "Sita Reddy"  | "45 Beach Road, Visakhapatnam, Andhra Pradesh"| "530001" | "9123456789" |</w:t>
       </w:r>
     </w:p>
     <w:p>
@@ -272,6 +262,97 @@
         </w:drawing>
       </w:r>
     </w:p>
+    <w:p>
+      <w:r>
+        <w:rPr>
+          <w:noProof/>
+        </w:rPr>
+        <w:drawing>
+          <wp:inline distT="0" distB="0" distL="0" distR="0" wp14:anchorId="2204850F" wp14:editId="22714AD2">
+            <wp:extent cx="9324975" cy="4086225"/>
+            <wp:effectExtent l="0" t="0" r="9525" b="9525"/>
+            <wp:docPr id="828887071" name="Picture 1"/>
+            <wp:cNvGraphicFramePr>
+              <a:graphicFrameLocks xmlns:a="http://schemas.openxmlformats.org/drawingml/2006/main" noChangeAspect="1"/>
+            </wp:cNvGraphicFramePr>
+            <a:graphic xmlns:a="http://schemas.openxmlformats.org/drawingml/2006/main">
+              <a:graphicData uri="http://schemas.openxmlformats.org/drawingml/2006/picture">
+                <pic:pic xmlns:pic="http://schemas.openxmlformats.org/drawingml/2006/picture">
+                  <pic:nvPicPr>
+                    <pic:cNvPr id="828887071" name=""/>
+                    <pic:cNvPicPr/>
+                  </pic:nvPicPr>
+                  <pic:blipFill>
+                    <a:blip r:embed="rId8"/>
+                    <a:stretch>
+                      <a:fillRect/>
+                    </a:stretch>
+                  </pic:blipFill>
+                  <pic:spPr>
+                    <a:xfrm>
+                      <a:off x="0" y="0"/>
+                      <a:ext cx="9324975" cy="4086225"/>
+                    </a:xfrm>
+                    <a:prstGeom prst="rect">
+                      <a:avLst/>
+                    </a:prstGeom>
+                  </pic:spPr>
+                </pic:pic>
+              </a:graphicData>
+            </a:graphic>
+          </wp:inline>
+        </w:drawing>
+      </w:r>
+    </w:p>
+    <w:p>
+      <w:r>
+        <w:t>WEEK 4 DAY1</w:t>
+      </w:r>
+    </w:p>
+    <w:p/>
+    <w:p>
+      <w:r>
+        <w:rPr>
+          <w:noProof/>
+        </w:rPr>
+        <w:drawing>
+          <wp:inline distT="0" distB="0" distL="0" distR="0" wp14:anchorId="3F506437" wp14:editId="0A216C46">
+            <wp:extent cx="6553200" cy="3781425"/>
+            <wp:effectExtent l="0" t="0" r="0" b="9525"/>
+            <wp:docPr id="1588930889" name="Picture 1"/>
+            <wp:cNvGraphicFramePr>
+              <a:graphicFrameLocks xmlns:a="http://schemas.openxmlformats.org/drawingml/2006/main" noChangeAspect="1"/>
+            </wp:cNvGraphicFramePr>
+            <a:graphic xmlns:a="http://schemas.openxmlformats.org/drawingml/2006/main">
+              <a:graphicData uri="http://schemas.openxmlformats.org/drawingml/2006/picture">
+                <pic:pic xmlns:pic="http://schemas.openxmlformats.org/drawingml/2006/picture">
+                  <pic:nvPicPr>
+                    <pic:cNvPr id="1588930889" name=""/>
+                    <pic:cNvPicPr/>
+                  </pic:nvPicPr>
+                  <pic:blipFill>
+                    <a:blip r:embed="rId9"/>
+                    <a:stretch>
+                      <a:fillRect/>
+                    </a:stretch>
+                  </pic:blipFill>
+                  <pic:spPr>
+                    <a:xfrm>
+                      <a:off x="0" y="0"/>
+                      <a:ext cx="6553200" cy="3781425"/>
+                    </a:xfrm>
+                    <a:prstGeom prst="rect">
+                      <a:avLst/>
+                    </a:prstGeom>
+                  </pic:spPr>
+                </pic:pic>
+              </a:graphicData>
+            </a:graphic>
+          </wp:inline>
+        </w:drawing>
+      </w:r>
+    </w:p>
+    <w:p/>
     <w:p/>
     <w:p/>
     <w:sectPr>
